--- a/Task4/Analiza i dizajn sistema.docx
+++ b/Task4/Analiza i dizajn sistema.docx
@@ -896,7 +896,7 @@
               <w:rPr>
                 <w:rtl w:val="0"/>
               </w:rPr>
-              <w:t xml:space="preserve">Enum</w:t>
+              <w:t xml:space="preserve">Uloga</w:t>
             </w:r>
           </w:p>
         </w:tc>
@@ -4215,7 +4215,7 @@
                 <w:szCs w:val="24"/>
                 <w:rtl w:val="0"/>
               </w:rPr>
-              <w:t xml:space="preserve">  Obrok</w:t>
+              <w:t xml:space="preserve">Obrok</w:t>
             </w:r>
           </w:p>
         </w:tc>
@@ -4252,7 +4252,7 @@
                 <w:szCs w:val="24"/>
                 <w:rtl w:val="0"/>
               </w:rPr>
-              <w:t xml:space="preserve">  String</w:t>
+              <w:t xml:space="preserve">String</w:t>
             </w:r>
           </w:p>
         </w:tc>
@@ -4628,7 +4628,7 @@
                 <w:szCs w:val="24"/>
                 <w:rtl w:val="0"/>
               </w:rPr>
-              <w:t xml:space="preserve">  Spavanje</w:t>
+              <w:t xml:space="preserve">Spavanje</w:t>
             </w:r>
           </w:p>
         </w:tc>
@@ -4665,7 +4665,7 @@
                 <w:szCs w:val="24"/>
                 <w:rtl w:val="0"/>
               </w:rPr>
-              <w:t xml:space="preserve">  Int</w:t>
+              <w:t xml:space="preserve">Int</w:t>
             </w:r>
           </w:p>
         </w:tc>
@@ -6670,7 +6670,18 @@
           <w:szCs w:val="24"/>
           <w:rtl w:val="0"/>
         </w:rPr>
-        <w:t xml:space="preserve"> SedmicniSazetak </w:t>
+        <w:t xml:space="preserve"> </w:t>
+      </w:r>
+      <w:r>
+        <w:rPr>
+          <w:rtl w:val="0"/>
+        </w:rPr>
+        <w:t xml:space="preserve">SazetakAktivnosti</w:t>
+      </w:r>
+      <w:r>
+        <w:rPr>
+          <w:rtl w:val="0"/>
+        </w:rPr>
       </w:r>
     </w:p>
     <w:p>
@@ -7159,7 +7170,7 @@
               <w:rPr>
                 <w:rtl w:val="0"/>
               </w:rPr>
-              <w:t xml:space="preserve">DatumPocetkaSedmice</w:t>
+              <w:t xml:space="preserve">DatumPocetka </w:t>
             </w:r>
           </w:p>
         </w:tc>
@@ -7280,7 +7291,7 @@
               <w:rPr>
                 <w:rtl w:val="0"/>
               </w:rPr>
-              <w:t xml:space="preserve">DatumKrajaSedmice</w:t>
+              <w:t xml:space="preserve">DatumKraja </w:t>
             </w:r>
           </w:p>
         </w:tc>
@@ -7678,10 +7689,249 @@
           </w:p>
         </w:tc>
       </w:tr>
+      <w:tr>
+        <w:trPr>
+          <w:cantSplit w:val="0"/>
+          <w:trHeight w:val="797" w:hRule="atLeast"/>
+          <w:tblHeader w:val="0"/>
+        </w:trPr>
+        <w:tc>
+          <w:tcPr>
+            <w:tcMar>
+              <w:left w:w="105.0" w:type="dxa"/>
+              <w:right w:w="105.0" w:type="dxa"/>
+            </w:tcMar>
+            <w:vAlign w:val="center"/>
+          </w:tcPr>
+          <w:p>
+            <w:pPr>
+              <w:jc w:val="left"/>
+              <w:rPr/>
+            </w:pPr>
+            <w:r>
+              <w:rPr>
+                <w:rtl w:val="0"/>
+              </w:rPr>
+              <w:t xml:space="preserve">TipSazetka</w:t>
+            </w:r>
+          </w:p>
+        </w:tc>
+        <w:tc>
+          <w:tcPr>
+            <w:tcMar>
+              <w:left w:w="105.0" w:type="dxa"/>
+              <w:right w:w="105.0" w:type="dxa"/>
+            </w:tcMar>
+            <w:vAlign w:val="center"/>
+          </w:tcPr>
+          <w:p>
+            <w:pPr>
+              <w:jc w:val="left"/>
+              <w:rPr/>
+            </w:pPr>
+            <w:r>
+              <w:rPr>
+                <w:rtl w:val="0"/>
+              </w:rPr>
+              <w:t xml:space="preserve">TipSazetka</w:t>
+            </w:r>
+          </w:p>
+        </w:tc>
+        <w:tc>
+          <w:tcPr>
+            <w:tcMar>
+              <w:left w:w="105.0" w:type="dxa"/>
+              <w:right w:w="105.0" w:type="dxa"/>
+            </w:tcMar>
+            <w:vAlign w:val="center"/>
+          </w:tcPr>
+          <w:p>
+            <w:pPr>
+              <w:jc w:val="left"/>
+              <w:rPr>
+                <w:rFonts w:ascii="MS Gothic" w:cs="MS Gothic" w:eastAsia="MS Gothic" w:hAnsi="MS Gothic"/>
+              </w:rPr>
+            </w:pPr>
+            <w:r>
+              <w:rPr>
+                <w:rtl w:val="0"/>
+              </w:rPr>
+            </w:r>
+          </w:p>
+        </w:tc>
+      </w:tr>
     </w:tbl>
     <w:p>
       <w:pPr>
         <w:ind w:left="360" w:firstLine="0"/>
+        <w:rPr/>
+      </w:pPr>
+      <w:r>
+        <w:rPr>
+          <w:rtl w:val="0"/>
+        </w:rPr>
+      </w:r>
+    </w:p>
+    <w:p>
+      <w:pPr>
+        <w:rPr/>
+      </w:pPr>
+      <w:r>
+        <w:rPr>
+          <w:b w:val="1"/>
+          <w:bCs w:val="1"/>
+          <w:rtl w:val="0"/>
+        </w:rPr>
+        <w:t xml:space="preserve">Naziv klase: </w:t>
+      </w:r>
+      <w:r>
+        <w:rPr>
+          <w:rtl w:val="0"/>
+        </w:rPr>
+        <w:t xml:space="preserve"> TipSazetka</w:t>
+      </w:r>
+    </w:p>
+    <w:p>
+      <w:pPr>
+        <w:rPr/>
+      </w:pPr>
+      <w:r>
+        <w:rPr>
+          <w:rtl w:val="0"/>
+        </w:rPr>
+      </w:r>
+    </w:p>
+    <w:p>
+      <w:pPr>
+        <w:rPr>
+          <w:b w:val="1"/>
+          <w:bCs w:val="1"/>
+        </w:rPr>
+      </w:pPr>
+      <w:r>
+        <w:rPr>
+          <w:b w:val="1"/>
+          <w:bCs w:val="1"/>
+          <w:rtl w:val="0"/>
+        </w:rPr>
+        <w:t xml:space="preserve">Funkcionalni zahtjevi u kojima klasa učestvuje: </w:t>
+      </w:r>
+    </w:p>
+    <w:p>
+      <w:pPr>
+        <w:rPr/>
+      </w:pPr>
+      <w:r>
+        <w:rPr>
+          <w:rtl w:val="0"/>
+        </w:rPr>
+      </w:r>
+    </w:p>
+    <w:p>
+      <w:pPr>
+        <w:rPr>
+          <w:rFonts w:ascii="Calibri" w:cs="Calibri" w:eastAsia="Calibri" w:hAnsi="Calibri"/>
+        </w:rPr>
+      </w:pPr>
+      <w:r>
+        <w:rPr>
+          <w:color w:val="808080"/>
+          <w:rtl w:val="0"/>
+        </w:rPr>
+        <w:t xml:space="preserve">FZ br. 8: Generisanje sedmičnog / mjesečnog sažetka aktivnosti</w:t>
+      </w:r>
+      <w:r>
+        <w:rPr>
+          <w:rFonts w:ascii="Calibri" w:cs="Calibri" w:eastAsia="Calibri" w:hAnsi="Calibri"/>
+          <w:rtl w:val="0"/>
+        </w:rPr>
+        <w:t xml:space="preserve">  </w:t>
+      </w:r>
+    </w:p>
+    <w:p>
+      <w:pPr>
+        <w:rPr>
+          <w:color w:val="808080"/>
+        </w:rPr>
+      </w:pPr>
+      <w:r>
+        <w:rPr>
+          <w:color w:val="808080"/>
+          <w:rtl w:val="0"/>
+        </w:rPr>
+        <w:t xml:space="preserve">FZ br. 10: Pregled sedmičnog / mjesečnog sažetka aktivnost</w:t>
+      </w:r>
+      <w:r>
+        <w:rPr>
+          <w:rtl w:val="0"/>
+        </w:rPr>
+        <w:t xml:space="preserve"> </w:t>
+      </w:r>
+      <w:r>
+        <w:rPr>
+          <w:rFonts w:ascii="Calibri" w:cs="Calibri" w:eastAsia="Calibri" w:hAnsi="Calibri"/>
+          <w:rtl w:val="0"/>
+        </w:rPr>
+        <w:t xml:space="preserve"> </w:t>
+      </w:r>
+      <w:r>
+        <w:rPr>
+          <w:rtl w:val="0"/>
+        </w:rPr>
+      </w:r>
+    </w:p>
+    <w:p>
+      <w:pPr>
+        <w:rPr/>
+      </w:pPr>
+      <w:r>
+        <w:rPr>
+          <w:rtl w:val="0"/>
+        </w:rPr>
+      </w:r>
+    </w:p>
+    <w:p>
+      <w:pPr>
+        <w:rPr>
+          <w:b w:val="1"/>
+          <w:bCs w:val="1"/>
+        </w:rPr>
+      </w:pPr>
+      <w:r>
+        <w:rPr>
+          <w:b w:val="1"/>
+          <w:bCs w:val="1"/>
+          <w:rtl w:val="0"/>
+        </w:rPr>
+        <w:t xml:space="preserve">Atributi koje klasa posjeduje:</w:t>
+      </w:r>
+    </w:p>
+    <w:p>
+      <w:pPr>
+        <w:rPr>
+          <w:b w:val="1"/>
+          <w:bCs w:val="1"/>
+        </w:rPr>
+      </w:pPr>
+      <w:r>
+        <w:rPr>
+          <w:rtl w:val="0"/>
+        </w:rPr>
+      </w:r>
+    </w:p>
+    <w:p>
+      <w:pPr>
+        <w:rPr/>
+      </w:pPr>
+      <w:r>
+        <w:rPr>
+          <w:rtl w:val="0"/>
+        </w:rPr>
+        <w:t xml:space="preserve">Enum = {SEDMICNI , MJESECNI}</w:t>
+      </w:r>
+    </w:p>
+    <w:p>
+      <w:pPr>
         <w:rPr/>
       </w:pPr>
       <w:r>
@@ -7694,17 +7944,7 @@
       <w:pPr>
         <w:spacing w:after="0" w:line="240" w:lineRule="auto"/>
         <w:jc w:val="both"/>
-        <w:rPr>
-          <w:rFonts w:ascii="Times New Roman" w:cs="Times New Roman" w:eastAsia="Times New Roman" w:hAnsi="Times New Roman"/>
-          <w:b w:val="0"/>
-          <w:bCs w:val="0"/>
-          <w:i w:val="0"/>
-          <w:iCs w:val="0"/>
-          <w:smallCaps w:val="0"/>
-          <w:color w:val="000000"/>
-          <w:sz w:val="24"/>
-          <w:szCs w:val="24"/>
-        </w:rPr>
+        <w:rPr/>
       </w:pPr>
       <w:r>
         <w:rPr>
